--- a/Data Analytics in R Community.docx
+++ b/Data Analytics in R Community.docx
@@ -12,8 +12,6 @@
           <w:szCs w:val="32"/>
         </w:rPr>
       </w:pPr>
-      <w:bookmarkStart w:id="0" w:name="_GoBack"/>
-      <w:bookmarkEnd w:id="0"/>
       <w:r>
         <w:rPr>
           <w:rFonts w:ascii="Garamond" w:hAnsi="Garamond"/>
@@ -958,7 +956,35 @@
         <w:rPr>
           <w:rFonts w:ascii="Garamond" w:hAnsi="Garamond"/>
         </w:rPr>
-        <w:t>(select, mutate, filter, arrange)</w:t>
+        <w:t>(</w:t>
+      </w:r>
+      <w:proofErr w:type="spellStart"/>
+      <w:r>
+        <w:rPr>
+          <w:rFonts w:ascii="Garamond" w:hAnsi="Garamond"/>
+        </w:rPr>
+        <w:t>dplyr</w:t>
+      </w:r>
+      <w:proofErr w:type="spellEnd"/>
+      <w:r>
+        <w:rPr>
+          <w:rFonts w:ascii="Garamond" w:hAnsi="Garamond"/>
+        </w:rPr>
+        <w:t xml:space="preserve"> and </w:t>
+      </w:r>
+      <w:proofErr w:type="spellStart"/>
+      <w:r>
+        <w:rPr>
+          <w:rFonts w:ascii="Garamond" w:hAnsi="Garamond"/>
+        </w:rPr>
+        <w:t>tidyr</w:t>
+      </w:r>
+      <w:proofErr w:type="spellEnd"/>
+      <w:r>
+        <w:rPr>
+          <w:rFonts w:ascii="Garamond" w:hAnsi="Garamond"/>
+        </w:rPr>
+        <w:t>)</w:t>
       </w:r>
     </w:p>
     <w:p>
@@ -1026,101 +1052,7 @@
         <w:pStyle w:val="ListParagraph"/>
         <w:numPr>
           <w:ilvl w:val="0"/>
-          <w:numId w:val="1"/>
-        </w:numPr>
-        <w:rPr>
-          <w:rFonts w:ascii="Garamond" w:hAnsi="Garamond"/>
-        </w:rPr>
-      </w:pPr>
-      <w:r>
-        <w:rPr>
-          <w:rFonts w:ascii="Garamond" w:hAnsi="Garamond"/>
-        </w:rPr>
-        <w:t>Problem set 3</w:t>
-      </w:r>
-    </w:p>
-    <w:p>
-      <w:pPr>
-        <w:rPr>
-          <w:rFonts w:ascii="Garamond" w:hAnsi="Garamond"/>
-        </w:rPr>
-      </w:pPr>
-    </w:p>
-    <w:p>
-      <w:pPr>
-        <w:rPr>
-          <w:rFonts w:ascii="Garamond" w:hAnsi="Garamond"/>
-        </w:rPr>
-      </w:pPr>
-      <w:r>
-        <w:rPr>
-          <w:rFonts w:ascii="Garamond" w:hAnsi="Garamond"/>
-        </w:rPr>
-        <w:t xml:space="preserve">Class </w:t>
-      </w:r>
-      <w:r>
-        <w:rPr>
-          <w:rFonts w:ascii="Garamond" w:hAnsi="Garamond"/>
-        </w:rPr>
-        <w:t>4</w:t>
-      </w:r>
-      <w:r>
-        <w:rPr>
-          <w:rFonts w:ascii="Garamond" w:hAnsi="Garamond"/>
-        </w:rPr>
-        <w:t xml:space="preserve">: </w:t>
-      </w:r>
-      <w:r>
-        <w:rPr>
-          <w:rFonts w:ascii="Garamond" w:hAnsi="Garamond"/>
-        </w:rPr>
-        <w:t>Pivoting</w:t>
-      </w:r>
-      <w:r>
-        <w:rPr>
-          <w:rFonts w:ascii="Garamond" w:hAnsi="Garamond"/>
-        </w:rPr>
-        <w:t xml:space="preserve"> (</w:t>
-      </w:r>
-      <w:proofErr w:type="spellStart"/>
-      <w:r>
-        <w:rPr>
-          <w:rFonts w:ascii="Garamond" w:hAnsi="Garamond"/>
-        </w:rPr>
-        <w:t>pivot_longer</w:t>
-      </w:r>
-      <w:proofErr w:type="spellEnd"/>
-      <w:r>
-        <w:rPr>
-          <w:rFonts w:ascii="Garamond" w:hAnsi="Garamond"/>
-        </w:rPr>
-        <w:t>, pivot wider)</w:t>
-      </w:r>
-    </w:p>
-    <w:p>
-      <w:pPr>
-        <w:pStyle w:val="ListParagraph"/>
-        <w:numPr>
-          <w:ilvl w:val="0"/>
-          <w:numId w:val="1"/>
-        </w:numPr>
-        <w:rPr>
-          <w:rFonts w:ascii="Garamond" w:hAnsi="Garamond"/>
-        </w:rPr>
-      </w:pPr>
-      <w:r>
-        <w:rPr>
-          <w:rFonts w:ascii="Garamond" w:hAnsi="Garamond"/>
-        </w:rPr>
-        <w:t>Recommended readings:</w:t>
-      </w:r>
-    </w:p>
-    <w:p>
-      <w:pPr>
-        <w:pStyle w:val="ListParagraph"/>
-        <w:numPr>
-          <w:ilvl w:val="1"/>
-          <w:numId w:val="1"/>
+          <w:numId w:val="10"/>
         </w:numPr>
         <w:rPr>
           <w:rFonts w:ascii="Garamond" w:hAnsi="Garamond"/>
@@ -1161,106 +1093,6 @@
       <w:pPr>
         <w:pStyle w:val="ListParagraph"/>
         <w:numPr>
-          <w:ilvl w:val="0"/>
-          <w:numId w:val="1"/>
-        </w:numPr>
-        <w:rPr>
-          <w:rFonts w:ascii="Garamond" w:hAnsi="Garamond"/>
-        </w:rPr>
-      </w:pPr>
-      <w:r>
-        <w:rPr>
-          <w:rFonts w:ascii="Garamond" w:hAnsi="Garamond"/>
-        </w:rPr>
-        <w:t>Problem set 4</w:t>
-      </w:r>
-    </w:p>
-    <w:p>
-      <w:pPr>
-        <w:rPr>
-          <w:rFonts w:ascii="Garamond" w:hAnsi="Garamond"/>
-        </w:rPr>
-      </w:pPr>
-    </w:p>
-    <w:p>
-      <w:pPr>
-        <w:rPr>
-          <w:rFonts w:ascii="Garamond" w:hAnsi="Garamond"/>
-        </w:rPr>
-      </w:pPr>
-      <w:r>
-        <w:rPr>
-          <w:rFonts w:ascii="Garamond" w:hAnsi="Garamond"/>
-        </w:rPr>
-        <w:t xml:space="preserve">Class </w:t>
-      </w:r>
-      <w:r>
-        <w:rPr>
-          <w:rFonts w:ascii="Garamond" w:hAnsi="Garamond"/>
-        </w:rPr>
-        <w:t>5</w:t>
-      </w:r>
-      <w:r>
-        <w:rPr>
-          <w:rFonts w:ascii="Garamond" w:hAnsi="Garamond"/>
-        </w:rPr>
-        <w:t xml:space="preserve">: </w:t>
-      </w:r>
-      <w:r>
-        <w:rPr>
-          <w:rFonts w:ascii="Garamond" w:hAnsi="Garamond"/>
-        </w:rPr>
-        <w:t>Working with Grouped Data</w:t>
-      </w:r>
-      <w:r>
-        <w:rPr>
-          <w:rFonts w:ascii="Garamond" w:hAnsi="Garamond"/>
-        </w:rPr>
-        <w:t xml:space="preserve"> </w:t>
-      </w:r>
-      <w:r>
-        <w:rPr>
-          <w:rFonts w:ascii="Garamond" w:hAnsi="Garamond"/>
-        </w:rPr>
-        <w:t>(</w:t>
-      </w:r>
-      <w:proofErr w:type="spellStart"/>
-      <w:r>
-        <w:rPr>
-          <w:rFonts w:ascii="Garamond" w:hAnsi="Garamond"/>
-        </w:rPr>
-        <w:t>group_by</w:t>
-      </w:r>
-      <w:proofErr w:type="spellEnd"/>
-      <w:r>
-        <w:rPr>
-          <w:rFonts w:ascii="Garamond" w:hAnsi="Garamond"/>
-        </w:rPr>
-        <w:t>, summarize)</w:t>
-      </w:r>
-    </w:p>
-    <w:p>
-      <w:pPr>
-        <w:pStyle w:val="ListParagraph"/>
-        <w:numPr>
-          <w:ilvl w:val="0"/>
-          <w:numId w:val="1"/>
-        </w:numPr>
-        <w:rPr>
-          <w:rFonts w:ascii="Garamond" w:hAnsi="Garamond"/>
-        </w:rPr>
-      </w:pPr>
-      <w:r>
-        <w:rPr>
-          <w:rFonts w:ascii="Garamond" w:hAnsi="Garamond"/>
-        </w:rPr>
-        <w:t xml:space="preserve">Recommended readings: </w:t>
-      </w:r>
-    </w:p>
-    <w:p>
-      <w:pPr>
-        <w:pStyle w:val="ListParagraph"/>
-        <w:numPr>
           <w:ilvl w:val="1"/>
           <w:numId w:val="1"/>
         </w:numPr>
@@ -1293,7 +1125,13 @@
         <w:rPr>
           <w:rFonts w:ascii="Garamond" w:hAnsi="Garamond"/>
         </w:rPr>
-        <w:t>Problem set 5</w:t>
+        <w:t xml:space="preserve">Problem set </w:t>
+      </w:r>
+      <w:r>
+        <w:rPr>
+          <w:rFonts w:ascii="Garamond" w:hAnsi="Garamond"/>
+        </w:rPr>
+        <w:t>3</w:t>
       </w:r>
     </w:p>
     <w:p>
@@ -1319,7 +1157,7 @@
         <w:rPr>
           <w:rFonts w:ascii="Garamond" w:hAnsi="Garamond"/>
         </w:rPr>
-        <w:t>6</w:t>
+        <w:t>4</w:t>
       </w:r>
       <w:r>
         <w:rPr>
@@ -1475,7 +1313,7 @@
         <w:rPr>
           <w:rFonts w:ascii="Garamond" w:hAnsi="Garamond"/>
         </w:rPr>
-        <w:t>7</w:t>
+        <w:t>5</w:t>
       </w:r>
       <w:r>
         <w:rPr>
@@ -1564,7 +1402,7 @@
         <w:rPr>
           <w:rFonts w:ascii="Garamond" w:hAnsi="Garamond"/>
         </w:rPr>
-        <w:t>8</w:t>
+        <w:t>6</w:t>
       </w:r>
       <w:r>
         <w:rPr>
@@ -1716,7 +1554,7 @@
         <w:rPr>
           <w:rFonts w:ascii="Garamond" w:hAnsi="Garamond"/>
         </w:rPr>
-        <w:t>9</w:t>
+        <w:t>7</w:t>
       </w:r>
       <w:r>
         <w:rPr>
@@ -1805,13 +1643,14 @@
         <w:rPr>
           <w:rFonts w:ascii="Garamond" w:hAnsi="Garamond"/>
         </w:rPr>
+        <w:lastRenderedPageBreak/>
         <w:t xml:space="preserve">Class </w:t>
       </w:r>
       <w:r>
         <w:rPr>
           <w:rFonts w:ascii="Garamond" w:hAnsi="Garamond"/>
         </w:rPr>
-        <w:t>10</w:t>
+        <w:t>8</w:t>
       </w:r>
       <w:r>
         <w:rPr>
@@ -1902,6 +1741,40 @@
           <w:rFonts w:ascii="Garamond" w:hAnsi="Garamond"/>
         </w:rPr>
       </w:pPr>
+    </w:p>
+    <w:p>
+      <w:pPr>
+        <w:rPr>
+          <w:rFonts w:ascii="Garamond" w:hAnsi="Garamond"/>
+        </w:rPr>
+      </w:pPr>
+    </w:p>
+    <w:p>
+      <w:pPr>
+        <w:rPr>
+          <w:rFonts w:ascii="Garamond" w:hAnsi="Garamond"/>
+        </w:rPr>
+      </w:pPr>
+      <w:r>
+        <w:rPr>
+          <w:rFonts w:ascii="Garamond" w:hAnsi="Garamond"/>
+        </w:rPr>
+        <w:t>Statistics</w:t>
+      </w:r>
+    </w:p>
+    <w:p>
+      <w:pPr>
+        <w:rPr>
+          <w:rFonts w:ascii="Garamond" w:hAnsi="Garamond"/>
+        </w:rPr>
+      </w:pPr>
+    </w:p>
+    <w:p>
+      <w:pPr>
+        <w:rPr>
+          <w:rFonts w:ascii="Garamond" w:hAnsi="Garamond"/>
+        </w:rPr>
+      </w:pPr>
       <w:r>
         <w:rPr>
           <w:rFonts w:ascii="Garamond" w:hAnsi="Garamond"/>
@@ -1912,13 +1785,7 @@
         <w:rPr>
           <w:rFonts w:ascii="Garamond" w:hAnsi="Garamond"/>
         </w:rPr>
-        <w:t>1</w:t>
-      </w:r>
-      <w:r>
-        <w:rPr>
-          <w:rFonts w:ascii="Garamond" w:hAnsi="Garamond"/>
-        </w:rPr>
-        <w:t>1</w:t>
+        <w:t>9</w:t>
       </w:r>
       <w:r>
         <w:rPr>
@@ -1998,13 +1865,15 @@
         <w:rPr>
           <w:rFonts w:ascii="Garamond" w:hAnsi="Garamond"/>
         </w:rPr>
-        <w:t>2</w:t>
-      </w:r>
-      <w:r>
-        <w:rPr>
-          <w:rFonts w:ascii="Garamond" w:hAnsi="Garamond"/>
-        </w:rPr>
-        <w:t xml:space="preserve">: Gentle Introduction to Machine Learning </w:t>
+        <w:t>0:</w:t>
+      </w:r>
+      <w:bookmarkStart w:id="0" w:name="_GoBack"/>
+      <w:bookmarkEnd w:id="0"/>
+      <w:r>
+        <w:rPr>
+          <w:rFonts w:ascii="Garamond" w:hAnsi="Garamond"/>
+        </w:rPr>
+        <w:t xml:space="preserve"> Gentle Introduction to Machine Learning </w:t>
       </w:r>
     </w:p>
     <w:p>
@@ -3182,6 +3051,119 @@
     </w:lvl>
   </w:abstractNum>
   <w:abstractNum w:abstractNumId="7" w15:restartNumberingAfterBreak="0">
+    <w:nsid w:val="5E123110"/>
+    <w:multiLevelType w:val="hybridMultilevel"/>
+    <w:tmpl w:val="6E425648"/>
+    <w:lvl w:ilvl="0" w:tplc="04090003">
+      <w:start w:val="1"/>
+      <w:numFmt w:val="bullet"/>
+      <w:lvlText w:val="o"/>
+      <w:lvlJc w:val="left"/>
+      <w:pPr>
+        <w:ind w:left="1440" w:hanging="360"/>
+      </w:pPr>
+      <w:rPr>
+        <w:rFonts w:ascii="Courier New" w:hAnsi="Courier New" w:cs="Courier New" w:hint="default"/>
+      </w:rPr>
+    </w:lvl>
+    <w:lvl w:ilvl="1" w:tplc="04090003" w:tentative="1">
+      <w:start w:val="1"/>
+      <w:numFmt w:val="bullet"/>
+      <w:lvlText w:val="o"/>
+      <w:lvlJc w:val="left"/>
+      <w:pPr>
+        <w:ind w:left="2160" w:hanging="360"/>
+      </w:pPr>
+      <w:rPr>
+        <w:rFonts w:ascii="Courier New" w:hAnsi="Courier New" w:cs="Courier New" w:hint="default"/>
+      </w:rPr>
+    </w:lvl>
+    <w:lvl w:ilvl="2" w:tplc="04090005" w:tentative="1">
+      <w:start w:val="1"/>
+      <w:numFmt w:val="bullet"/>
+      <w:lvlText w:val=""/>
+      <w:lvlJc w:val="left"/>
+      <w:pPr>
+        <w:ind w:left="2880" w:hanging="360"/>
+      </w:pPr>
+      <w:rPr>
+        <w:rFonts w:ascii="Wingdings" w:hAnsi="Wingdings" w:hint="default"/>
+      </w:rPr>
+    </w:lvl>
+    <w:lvl w:ilvl="3" w:tplc="04090001" w:tentative="1">
+      <w:start w:val="1"/>
+      <w:numFmt w:val="bullet"/>
+      <w:lvlText w:val=""/>
+      <w:lvlJc w:val="left"/>
+      <w:pPr>
+        <w:ind w:left="3600" w:hanging="360"/>
+      </w:pPr>
+      <w:rPr>
+        <w:rFonts w:ascii="Symbol" w:hAnsi="Symbol" w:hint="default"/>
+      </w:rPr>
+    </w:lvl>
+    <w:lvl w:ilvl="4" w:tplc="04090003" w:tentative="1">
+      <w:start w:val="1"/>
+      <w:numFmt w:val="bullet"/>
+      <w:lvlText w:val="o"/>
+      <w:lvlJc w:val="left"/>
+      <w:pPr>
+        <w:ind w:left="4320" w:hanging="360"/>
+      </w:pPr>
+      <w:rPr>
+        <w:rFonts w:ascii="Courier New" w:hAnsi="Courier New" w:cs="Courier New" w:hint="default"/>
+      </w:rPr>
+    </w:lvl>
+    <w:lvl w:ilvl="5" w:tplc="04090005" w:tentative="1">
+      <w:start w:val="1"/>
+      <w:numFmt w:val="bullet"/>
+      <w:lvlText w:val=""/>
+      <w:lvlJc w:val="left"/>
+      <w:pPr>
+        <w:ind w:left="5040" w:hanging="360"/>
+      </w:pPr>
+      <w:rPr>
+        <w:rFonts w:ascii="Wingdings" w:hAnsi="Wingdings" w:hint="default"/>
+      </w:rPr>
+    </w:lvl>
+    <w:lvl w:ilvl="6" w:tplc="04090001" w:tentative="1">
+      <w:start w:val="1"/>
+      <w:numFmt w:val="bullet"/>
+      <w:lvlText w:val=""/>
+      <w:lvlJc w:val="left"/>
+      <w:pPr>
+        <w:ind w:left="5760" w:hanging="360"/>
+      </w:pPr>
+      <w:rPr>
+        <w:rFonts w:ascii="Symbol" w:hAnsi="Symbol" w:hint="default"/>
+      </w:rPr>
+    </w:lvl>
+    <w:lvl w:ilvl="7" w:tplc="04090003" w:tentative="1">
+      <w:start w:val="1"/>
+      <w:numFmt w:val="bullet"/>
+      <w:lvlText w:val="o"/>
+      <w:lvlJc w:val="left"/>
+      <w:pPr>
+        <w:ind w:left="6480" w:hanging="360"/>
+      </w:pPr>
+      <w:rPr>
+        <w:rFonts w:ascii="Courier New" w:hAnsi="Courier New" w:cs="Courier New" w:hint="default"/>
+      </w:rPr>
+    </w:lvl>
+    <w:lvl w:ilvl="8" w:tplc="04090005" w:tentative="1">
+      <w:start w:val="1"/>
+      <w:numFmt w:val="bullet"/>
+      <w:lvlText w:val=""/>
+      <w:lvlJc w:val="left"/>
+      <w:pPr>
+        <w:ind w:left="7200" w:hanging="360"/>
+      </w:pPr>
+      <w:rPr>
+        <w:rFonts w:ascii="Wingdings" w:hAnsi="Wingdings" w:hint="default"/>
+      </w:rPr>
+    </w:lvl>
+  </w:abstractNum>
+  <w:abstractNum w:abstractNumId="8" w15:restartNumberingAfterBreak="0">
     <w:nsid w:val="6FF02BDB"/>
     <w:multiLevelType w:val="hybridMultilevel"/>
     <w:tmpl w:val="CCE62DB0"/>
@@ -3293,7 +3275,7 @@
       </w:rPr>
     </w:lvl>
   </w:abstractNum>
-  <w:abstractNum w:abstractNumId="8" w15:restartNumberingAfterBreak="0">
+  <w:abstractNum w:abstractNumId="9" w15:restartNumberingAfterBreak="0">
     <w:nsid w:val="7CDD0D6B"/>
     <w:multiLevelType w:val="hybridMultilevel"/>
     <w:tmpl w:val="489866CC"/>
@@ -3409,13 +3391,13 @@
     <w:abstractNumId w:val="5"/>
   </w:num>
   <w:num w:numId="2">
-    <w:abstractNumId w:val="7"/>
+    <w:abstractNumId w:val="8"/>
   </w:num>
   <w:num w:numId="3">
     <w:abstractNumId w:val="3"/>
   </w:num>
   <w:num w:numId="4">
-    <w:abstractNumId w:val="8"/>
+    <w:abstractNumId w:val="9"/>
   </w:num>
   <w:num w:numId="5">
     <w:abstractNumId w:val="1"/>
@@ -3431,6 +3413,9 @@
   </w:num>
   <w:num w:numId="9">
     <w:abstractNumId w:val="0"/>
+  </w:num>
+  <w:num w:numId="10">
+    <w:abstractNumId w:val="7"/>
   </w:num>
 </w:numbering>
 </file>

--- a/Data Analytics in R Community.docx
+++ b/Data Analytics in R Community.docx
@@ -187,6 +187,12 @@
         <w:rPr>
           <w:rFonts w:ascii="Garamond" w:hAnsi="Garamond"/>
         </w:rPr>
+        <w:t xml:space="preserve">Furthermore, we will cover some statistical concepts with applications. </w:t>
+      </w:r>
+      <w:r>
+        <w:rPr>
+          <w:rFonts w:ascii="Garamond" w:hAnsi="Garamond"/>
+        </w:rPr>
         <w:t xml:space="preserve">Some target job positions include data analyst, </w:t>
       </w:r>
       <w:r>
@@ -213,31 +219,13 @@
         <w:rPr>
           <w:rFonts w:ascii="Garamond" w:hAnsi="Garamond"/>
         </w:rPr>
-        <w:t xml:space="preserve">The course will involve one-hour lecture every week for 12 weeks. After the </w:t>
-      </w:r>
-      <w:r>
-        <w:rPr>
-          <w:rFonts w:ascii="Garamond" w:hAnsi="Garamond"/>
-        </w:rPr>
-        <w:t>lecture each week</w:t>
-      </w:r>
-      <w:r>
-        <w:rPr>
-          <w:rFonts w:ascii="Garamond" w:hAnsi="Garamond"/>
-        </w:rPr>
-        <w:t xml:space="preserve">, the </w:t>
-      </w:r>
-      <w:r>
-        <w:rPr>
-          <w:rFonts w:ascii="Garamond" w:hAnsi="Garamond"/>
-        </w:rPr>
-        <w:t>we</w:t>
-      </w:r>
-      <w:r>
-        <w:rPr>
-          <w:rFonts w:ascii="Garamond" w:hAnsi="Garamond"/>
-        </w:rPr>
-        <w:t xml:space="preserve"> will provide</w:t>
+        <w:t>The course will</w:t>
+      </w:r>
+      <w:r>
+        <w:rPr>
+          <w:rFonts w:ascii="Garamond" w:hAnsi="Garamond"/>
+        </w:rPr>
+        <w:t xml:space="preserve"> involve lectures with</w:t>
       </w:r>
       <w:r>
         <w:rPr>
@@ -267,7 +255,21 @@
         <w:rPr>
           <w:rFonts w:ascii="Garamond" w:hAnsi="Garamond"/>
         </w:rPr>
-        <w:t xml:space="preserve"> that will help you learn concepts covered in class</w:t>
+        <w:t xml:space="preserve"> that will help you learn concepts covered in </w:t>
+      </w:r>
+      <w:r>
+        <w:rPr>
+          <w:rFonts w:ascii="Garamond" w:hAnsi="Garamond"/>
+        </w:rPr>
+        <w:t xml:space="preserve">each </w:t>
+      </w:r>
+      <w:bookmarkStart w:id="0" w:name="_GoBack"/>
+      <w:bookmarkEnd w:id="0"/>
+      <w:r>
+        <w:rPr>
+          <w:rFonts w:ascii="Garamond" w:hAnsi="Garamond"/>
+        </w:rPr>
+        <w:t>class</w:t>
       </w:r>
       <w:r>
         <w:rPr>
@@ -618,6 +620,7 @@
       <w:pPr>
         <w:rPr>
           <w:rFonts w:ascii="Garamond" w:hAnsi="Garamond"/>
+          <w:b/>
         </w:rPr>
       </w:pPr>
       <w:r>
@@ -641,6 +644,28 @@
           <w:b/>
         </w:rPr>
         <w:t>Readings</w:t>
+      </w:r>
+    </w:p>
+    <w:p>
+      <w:pPr>
+        <w:rPr>
+          <w:rFonts w:ascii="Garamond" w:hAnsi="Garamond"/>
+        </w:rPr>
+      </w:pPr>
+    </w:p>
+    <w:p>
+      <w:pPr>
+        <w:rPr>
+          <w:rFonts w:ascii="Garamond" w:hAnsi="Garamond"/>
+          <w:i/>
+        </w:rPr>
+      </w:pPr>
+      <w:r>
+        <w:rPr>
+          <w:rFonts w:ascii="Garamond" w:hAnsi="Garamond"/>
+          <w:i/>
+        </w:rPr>
+        <w:t>R Basics</w:t>
       </w:r>
     </w:p>
     <w:p>
@@ -1376,7 +1401,19 @@
         <w:rPr>
           <w:rFonts w:ascii="Garamond" w:hAnsi="Garamond"/>
         </w:rPr>
-        <w:t>Problem set 7</w:t>
+        <w:t xml:space="preserve">Problem </w:t>
+      </w:r>
+      <w:r>
+        <w:rPr>
+          <w:rFonts w:ascii="Garamond" w:hAnsi="Garamond"/>
+        </w:rPr>
+        <w:t>S</w:t>
+      </w:r>
+      <w:r>
+        <w:rPr>
+          <w:rFonts w:ascii="Garamond" w:hAnsi="Garamond"/>
+        </w:rPr>
+        <w:t>et 7</w:t>
       </w:r>
     </w:p>
     <w:p>
@@ -1623,6 +1660,7 @@
         <w:rPr>
           <w:rFonts w:ascii="Garamond" w:hAnsi="Garamond"/>
         </w:rPr>
+        <w:lastRenderedPageBreak/>
         <w:t>Problem set 9</w:t>
       </w:r>
     </w:p>
@@ -1643,7 +1681,6 @@
         <w:rPr>
           <w:rFonts w:ascii="Garamond" w:hAnsi="Garamond"/>
         </w:rPr>
-        <w:lastRenderedPageBreak/>
         <w:t xml:space="preserve">Class </w:t>
       </w:r>
       <w:r>
@@ -1753,45 +1790,49 @@
       <w:pPr>
         <w:rPr>
           <w:rFonts w:ascii="Garamond" w:hAnsi="Garamond"/>
-        </w:rPr>
-      </w:pPr>
-      <w:r>
-        <w:rPr>
-          <w:rFonts w:ascii="Garamond" w:hAnsi="Garamond"/>
+          <w:i/>
+        </w:rPr>
+      </w:pPr>
+      <w:r>
+        <w:rPr>
+          <w:rFonts w:ascii="Garamond" w:hAnsi="Garamond"/>
+          <w:i/>
         </w:rPr>
         <w:t>Statistics</w:t>
       </w:r>
-    </w:p>
-    <w:p>
-      <w:pPr>
-        <w:rPr>
-          <w:rFonts w:ascii="Garamond" w:hAnsi="Garamond"/>
-        </w:rPr>
-      </w:pPr>
-    </w:p>
-    <w:p>
-      <w:pPr>
-        <w:rPr>
-          <w:rFonts w:ascii="Garamond" w:hAnsi="Garamond"/>
-        </w:rPr>
-      </w:pPr>
-      <w:r>
-        <w:rPr>
-          <w:rFonts w:ascii="Garamond" w:hAnsi="Garamond"/>
-        </w:rPr>
-        <w:t xml:space="preserve">Class </w:t>
-      </w:r>
-      <w:r>
-        <w:rPr>
-          <w:rFonts w:ascii="Garamond" w:hAnsi="Garamond"/>
-        </w:rPr>
-        <w:t>9</w:t>
-      </w:r>
-      <w:r>
-        <w:rPr>
-          <w:rFonts w:ascii="Garamond" w:hAnsi="Garamond"/>
-        </w:rPr>
-        <w:t>: Linear Regression</w:t>
+      <w:r>
+        <w:rPr>
+          <w:rFonts w:ascii="Garamond" w:hAnsi="Garamond"/>
+          <w:i/>
+        </w:rPr>
+        <w:t xml:space="preserve"> Concepts</w:t>
+      </w:r>
+    </w:p>
+    <w:p>
+      <w:pPr>
+        <w:rPr>
+          <w:rFonts w:ascii="Garamond" w:hAnsi="Garamond"/>
+          <w:i/>
+        </w:rPr>
+      </w:pPr>
+    </w:p>
+    <w:p>
+      <w:pPr>
+        <w:rPr>
+          <w:rFonts w:ascii="Garamond" w:hAnsi="Garamond"/>
+        </w:rPr>
+      </w:pPr>
+      <w:r>
+        <w:rPr>
+          <w:rFonts w:ascii="Garamond" w:hAnsi="Garamond"/>
+        </w:rPr>
+        <w:t xml:space="preserve">Class: </w:t>
+      </w:r>
+      <w:r>
+        <w:rPr>
+          <w:rFonts w:ascii="Garamond" w:hAnsi="Garamond"/>
+        </w:rPr>
+        <w:t xml:space="preserve">Analyzing Medical Data: Concepts &amp; Applications </w:t>
       </w:r>
     </w:p>
     <w:p>
@@ -1827,53 +1868,46 @@
         <w:rPr>
           <w:rFonts w:ascii="Garamond" w:hAnsi="Garamond"/>
         </w:rPr>
-        <w:t>Problem set 11</w:t>
-      </w:r>
-    </w:p>
-    <w:p>
-      <w:pPr>
-        <w:rPr>
-          <w:rFonts w:ascii="Garamond" w:hAnsi="Garamond"/>
-        </w:rPr>
-      </w:pPr>
-      <w:r>
-        <w:rPr>
-          <w:rFonts w:ascii="Garamond" w:hAnsi="Garamond"/>
-        </w:rPr>
-        <w:t xml:space="preserve"> </w:t>
-      </w:r>
-    </w:p>
-    <w:p>
-      <w:pPr>
-        <w:rPr>
-          <w:rFonts w:ascii="Garamond" w:hAnsi="Garamond"/>
-        </w:rPr>
-      </w:pPr>
-      <w:r>
-        <w:rPr>
-          <w:rFonts w:ascii="Garamond" w:hAnsi="Garamond"/>
-        </w:rPr>
-        <w:t xml:space="preserve">Class </w:t>
-      </w:r>
-      <w:r>
-        <w:rPr>
-          <w:rFonts w:ascii="Garamond" w:hAnsi="Garamond"/>
-        </w:rPr>
-        <w:t>1</w:t>
-      </w:r>
-      <w:r>
-        <w:rPr>
-          <w:rFonts w:ascii="Garamond" w:hAnsi="Garamond"/>
-        </w:rPr>
-        <w:t>0:</w:t>
-      </w:r>
-      <w:bookmarkStart w:id="0" w:name="_GoBack"/>
-      <w:bookmarkEnd w:id="0"/>
-      <w:r>
-        <w:rPr>
-          <w:rFonts w:ascii="Garamond" w:hAnsi="Garamond"/>
-        </w:rPr>
-        <w:t xml:space="preserve"> Gentle Introduction to Machine Learning </w:t>
+        <w:t xml:space="preserve">Problem set </w:t>
+      </w:r>
+    </w:p>
+    <w:p>
+      <w:pPr>
+        <w:rPr>
+          <w:rFonts w:ascii="Garamond" w:hAnsi="Garamond"/>
+        </w:rPr>
+      </w:pPr>
+    </w:p>
+    <w:p>
+      <w:pPr>
+        <w:rPr>
+          <w:rFonts w:ascii="Garamond" w:hAnsi="Garamond"/>
+        </w:rPr>
+      </w:pPr>
+    </w:p>
+    <w:p>
+      <w:pPr>
+        <w:rPr>
+          <w:rFonts w:ascii="Garamond" w:hAnsi="Garamond"/>
+        </w:rPr>
+      </w:pPr>
+      <w:r>
+        <w:rPr>
+          <w:rFonts w:ascii="Garamond" w:hAnsi="Garamond"/>
+        </w:rPr>
+        <w:t>Class</w:t>
+      </w:r>
+      <w:r>
+        <w:rPr>
+          <w:rFonts w:ascii="Garamond" w:hAnsi="Garamond"/>
+        </w:rPr>
+        <w:t>:</w:t>
+      </w:r>
+      <w:r>
+        <w:rPr>
+          <w:rFonts w:ascii="Garamond" w:hAnsi="Garamond"/>
+        </w:rPr>
+        <w:t xml:space="preserve"> Linear Regression</w:t>
       </w:r>
     </w:p>
     <w:p>
@@ -1909,15 +1943,122 @@
         <w:rPr>
           <w:rFonts w:ascii="Garamond" w:hAnsi="Garamond"/>
         </w:rPr>
-        <w:t>Problem set 12</w:t>
-      </w:r>
-    </w:p>
-    <w:p>
-      <w:pPr>
-        <w:rPr>
-          <w:rFonts w:ascii="Garamond" w:hAnsi="Garamond"/>
-        </w:rPr>
-      </w:pPr>
+        <w:t>Problem set</w:t>
+      </w:r>
+    </w:p>
+    <w:p>
+      <w:pPr>
+        <w:rPr>
+          <w:rFonts w:ascii="Garamond" w:hAnsi="Garamond"/>
+        </w:rPr>
+      </w:pPr>
+      <w:r>
+        <w:rPr>
+          <w:rFonts w:ascii="Garamond" w:hAnsi="Garamond"/>
+        </w:rPr>
+        <w:t xml:space="preserve"> </w:t>
+      </w:r>
+    </w:p>
+    <w:p>
+      <w:pPr>
+        <w:rPr>
+          <w:rFonts w:ascii="Garamond" w:hAnsi="Garamond"/>
+        </w:rPr>
+      </w:pPr>
+      <w:r>
+        <w:rPr>
+          <w:rFonts w:ascii="Garamond" w:hAnsi="Garamond"/>
+        </w:rPr>
+        <w:t>Class</w:t>
+      </w:r>
+      <w:r>
+        <w:rPr>
+          <w:rFonts w:ascii="Garamond" w:hAnsi="Garamond"/>
+        </w:rPr>
+        <w:t>:</w:t>
+      </w:r>
+      <w:r>
+        <w:rPr>
+          <w:rFonts w:ascii="Garamond" w:hAnsi="Garamond"/>
+        </w:rPr>
+        <w:t xml:space="preserve"> Gentle Introduction to Machine Learning </w:t>
+      </w:r>
+    </w:p>
+    <w:p>
+      <w:pPr>
+        <w:pStyle w:val="ListParagraph"/>
+        <w:numPr>
+          <w:ilvl w:val="0"/>
+          <w:numId w:val="9"/>
+        </w:numPr>
+        <w:rPr>
+          <w:rFonts w:ascii="Garamond" w:hAnsi="Garamond"/>
+        </w:rPr>
+      </w:pPr>
+      <w:r>
+        <w:rPr>
+          <w:rFonts w:ascii="Garamond" w:hAnsi="Garamond"/>
+        </w:rPr>
+        <w:t>Recommended readings:</w:t>
+      </w:r>
+    </w:p>
+    <w:p>
+      <w:pPr>
+        <w:pStyle w:val="ListParagraph"/>
+        <w:numPr>
+          <w:ilvl w:val="0"/>
+          <w:numId w:val="9"/>
+        </w:numPr>
+        <w:rPr>
+          <w:rFonts w:ascii="Garamond" w:hAnsi="Garamond"/>
+        </w:rPr>
+      </w:pPr>
+      <w:r>
+        <w:rPr>
+          <w:rFonts w:ascii="Garamond" w:hAnsi="Garamond"/>
+        </w:rPr>
+        <w:t xml:space="preserve">Problem set </w:t>
+      </w:r>
+    </w:p>
+    <w:p>
+      <w:pPr>
+        <w:rPr>
+          <w:rFonts w:ascii="Garamond" w:hAnsi="Garamond"/>
+        </w:rPr>
+      </w:pPr>
+    </w:p>
+    <w:p>
+      <w:pPr>
+        <w:rPr>
+          <w:rFonts w:ascii="Garamond" w:hAnsi="Garamond"/>
+        </w:rPr>
+      </w:pPr>
+      <w:r>
+        <w:rPr>
+          <w:rFonts w:ascii="Garamond" w:hAnsi="Garamond"/>
+        </w:rPr>
+        <w:t xml:space="preserve">Class: NLP in R </w:t>
+      </w:r>
+    </w:p>
+    <w:p>
+      <w:pPr>
+        <w:rPr>
+          <w:rFonts w:ascii="Garamond" w:hAnsi="Garamond"/>
+        </w:rPr>
+      </w:pPr>
+    </w:p>
+    <w:p>
+      <w:pPr>
+        <w:rPr>
+          <w:rFonts w:ascii="Garamond" w:hAnsi="Garamond"/>
+        </w:rPr>
+      </w:pPr>
+      <w:r>
+        <w:rPr>
+          <w:rFonts w:ascii="Garamond" w:hAnsi="Garamond"/>
+        </w:rPr>
+        <w:t>Class: A/B Tests</w:t>
+      </w:r>
     </w:p>
     <w:p>
       <w:pPr>
@@ -3821,7 +3962,6 @@
   <w:style w:type="character" w:default="1" w:styleId="DefaultParagraphFont">
     <w:name w:val="Default Paragraph Font"/>
     <w:uiPriority w:val="1"/>
-    <w:semiHidden/>
     <w:unhideWhenUsed/>
   </w:style>
   <w:style w:type="table" w:default="1" w:styleId="TableNormal">

--- a/Data Analytics in R Community.docx
+++ b/Data Analytics in R Community.docx
@@ -119,152 +119,157 @@
           <w:rFonts w:ascii="Garamond" w:hAnsi="Garamond"/>
         </w:rPr>
         <w:br/>
+      </w:r>
+      <w:r>
+        <w:rPr>
+          <w:rFonts w:ascii="Garamond" w:hAnsi="Garamond"/>
+        </w:rPr>
         <w:t>Name</w:t>
-      </w:r>
-    </w:p>
-    <w:p>
-      <w:pPr>
-        <w:rPr>
-          <w:rFonts w:ascii="Garamond" w:hAnsi="Garamond"/>
-        </w:rPr>
-      </w:pPr>
-      <w:r>
-        <w:rPr>
-          <w:rFonts w:ascii="Garamond" w:hAnsi="Garamond"/>
-        </w:rPr>
-        <w:t xml:space="preserve">Email: </w:t>
-      </w:r>
-    </w:p>
-    <w:p>
-      <w:pPr>
-        <w:rPr>
-          <w:rFonts w:ascii="Garamond" w:hAnsi="Garamond"/>
-          <w:b/>
-        </w:rPr>
-      </w:pPr>
-    </w:p>
-    <w:p>
-      <w:pPr>
-        <w:rPr>
-          <w:rFonts w:ascii="Garamond" w:hAnsi="Garamond"/>
-          <w:b/>
-        </w:rPr>
-      </w:pPr>
-      <w:r>
-        <w:rPr>
-          <w:rFonts w:ascii="Garamond" w:hAnsi="Garamond"/>
-          <w:b/>
-        </w:rPr>
-        <w:t>Course Description</w:t>
-      </w:r>
-    </w:p>
-    <w:p>
-      <w:pPr>
-        <w:rPr>
-          <w:rFonts w:ascii="Garamond" w:hAnsi="Garamond"/>
-        </w:rPr>
-      </w:pPr>
-    </w:p>
-    <w:p>
-      <w:pPr>
-        <w:rPr>
-          <w:rFonts w:ascii="Garamond" w:hAnsi="Garamond"/>
-        </w:rPr>
-      </w:pPr>
-      <w:r>
-        <w:rPr>
-          <w:rFonts w:ascii="Garamond" w:hAnsi="Garamond"/>
-        </w:rPr>
-        <w:t xml:space="preserve">This course is intended to sharpen your data analytic skills to prepare you for jobs and careers requiring such skills. </w:t>
-      </w:r>
-      <w:r>
-        <w:rPr>
-          <w:rFonts w:ascii="Garamond" w:hAnsi="Garamond"/>
-        </w:rPr>
-        <w:t xml:space="preserve">We will cover fundamentals of data analytics in R particularly. We will also cover some translations between R and Structured Query Language (SQL). </w:t>
-      </w:r>
-      <w:r>
-        <w:rPr>
-          <w:rFonts w:ascii="Garamond" w:hAnsi="Garamond"/>
-        </w:rPr>
-        <w:t xml:space="preserve">Furthermore, we will cover some statistical concepts with applications. </w:t>
-      </w:r>
-      <w:r>
-        <w:rPr>
-          <w:rFonts w:ascii="Garamond" w:hAnsi="Garamond"/>
-        </w:rPr>
-        <w:t xml:space="preserve">Some target job positions include data analyst, </w:t>
-      </w:r>
-      <w:r>
-        <w:rPr>
-          <w:rFonts w:ascii="Garamond" w:hAnsi="Garamond"/>
-        </w:rPr>
-        <w:t xml:space="preserve">quantitative researcher, quantitative user researcher, and data scientist. </w:t>
-      </w:r>
-    </w:p>
-    <w:p>
-      <w:pPr>
-        <w:rPr>
-          <w:rFonts w:ascii="Garamond" w:hAnsi="Garamond"/>
-        </w:rPr>
-      </w:pPr>
-    </w:p>
-    <w:p>
-      <w:pPr>
-        <w:rPr>
-          <w:rFonts w:ascii="Garamond" w:hAnsi="Garamond"/>
-        </w:rPr>
-      </w:pPr>
-      <w:r>
-        <w:rPr>
-          <w:rFonts w:ascii="Garamond" w:hAnsi="Garamond"/>
-        </w:rPr>
-        <w:t>The course will</w:t>
-      </w:r>
-      <w:r>
-        <w:rPr>
-          <w:rFonts w:ascii="Garamond" w:hAnsi="Garamond"/>
-        </w:rPr>
-        <w:t xml:space="preserve"> involve lectures with</w:t>
-      </w:r>
-      <w:r>
-        <w:rPr>
-          <w:rFonts w:ascii="Garamond" w:hAnsi="Garamond"/>
-        </w:rPr>
-        <w:t xml:space="preserve"> a set</w:t>
-      </w:r>
-      <w:r>
-        <w:rPr>
-          <w:rFonts w:ascii="Garamond" w:hAnsi="Garamond"/>
-        </w:rPr>
-        <w:t xml:space="preserve"> intensive</w:t>
-      </w:r>
-      <w:r>
-        <w:rPr>
-          <w:rFonts w:ascii="Garamond" w:hAnsi="Garamond"/>
-        </w:rPr>
-        <w:t xml:space="preserve"> practice</w:t>
-      </w:r>
-      <w:r>
-        <w:rPr>
-          <w:rFonts w:ascii="Garamond" w:hAnsi="Garamond"/>
-        </w:rPr>
-        <w:t xml:space="preserve"> exercises</w:t>
-      </w:r>
-      <w:r>
-        <w:rPr>
-          <w:rFonts w:ascii="Garamond" w:hAnsi="Garamond"/>
-        </w:rPr>
-        <w:t xml:space="preserve"> that will help you learn concepts covered in </w:t>
-      </w:r>
-      <w:r>
-        <w:rPr>
-          <w:rFonts w:ascii="Garamond" w:hAnsi="Garamond"/>
-        </w:rPr>
-        <w:t xml:space="preserve">each </w:t>
       </w:r>
       <w:bookmarkStart w:id="0" w:name="_GoBack"/>
       <w:bookmarkEnd w:id="0"/>
+    </w:p>
+    <w:p>
+      <w:pPr>
+        <w:rPr>
+          <w:rFonts w:ascii="Garamond" w:hAnsi="Garamond"/>
+        </w:rPr>
+      </w:pPr>
+      <w:r>
+        <w:rPr>
+          <w:rFonts w:ascii="Garamond" w:hAnsi="Garamond"/>
+        </w:rPr>
+        <w:t xml:space="preserve">Email: </w:t>
+      </w:r>
+    </w:p>
+    <w:p>
+      <w:pPr>
+        <w:rPr>
+          <w:rFonts w:ascii="Garamond" w:hAnsi="Garamond"/>
+          <w:b/>
+        </w:rPr>
+      </w:pPr>
+    </w:p>
+    <w:p>
+      <w:pPr>
+        <w:rPr>
+          <w:rFonts w:ascii="Garamond" w:hAnsi="Garamond"/>
+          <w:b/>
+        </w:rPr>
+      </w:pPr>
+      <w:r>
+        <w:rPr>
+          <w:rFonts w:ascii="Garamond" w:hAnsi="Garamond"/>
+          <w:b/>
+        </w:rPr>
+        <w:t>Course Description</w:t>
+      </w:r>
+    </w:p>
+    <w:p>
+      <w:pPr>
+        <w:rPr>
+          <w:rFonts w:ascii="Garamond" w:hAnsi="Garamond"/>
+        </w:rPr>
+      </w:pPr>
+    </w:p>
+    <w:p>
+      <w:pPr>
+        <w:rPr>
+          <w:rFonts w:ascii="Garamond" w:hAnsi="Garamond"/>
+        </w:rPr>
+      </w:pPr>
+      <w:r>
+        <w:rPr>
+          <w:rFonts w:ascii="Garamond" w:hAnsi="Garamond"/>
+        </w:rPr>
+        <w:t xml:space="preserve">This course is intended to sharpen your data analytic skills to prepare you for jobs and careers requiring such skills. </w:t>
+      </w:r>
+      <w:r>
+        <w:rPr>
+          <w:rFonts w:ascii="Garamond" w:hAnsi="Garamond"/>
+        </w:rPr>
+        <w:t xml:space="preserve">We will cover fundamentals of data analytics in R particularly. We will also cover some translations between R and Structured Query Language (SQL). </w:t>
+      </w:r>
+      <w:r>
+        <w:rPr>
+          <w:rFonts w:ascii="Garamond" w:hAnsi="Garamond"/>
+        </w:rPr>
+        <w:t xml:space="preserve">Furthermore, we will cover some statistical concepts with applications. </w:t>
+      </w:r>
+      <w:r>
+        <w:rPr>
+          <w:rFonts w:ascii="Garamond" w:hAnsi="Garamond"/>
+        </w:rPr>
+        <w:t xml:space="preserve">Some target job positions include data analyst, </w:t>
+      </w:r>
+      <w:r>
+        <w:rPr>
+          <w:rFonts w:ascii="Garamond" w:hAnsi="Garamond"/>
+        </w:rPr>
+        <w:t xml:space="preserve">quantitative researcher, quantitative user researcher, and data scientist. </w:t>
+      </w:r>
+    </w:p>
+    <w:p>
+      <w:pPr>
+        <w:rPr>
+          <w:rFonts w:ascii="Garamond" w:hAnsi="Garamond"/>
+        </w:rPr>
+      </w:pPr>
+    </w:p>
+    <w:p>
+      <w:pPr>
+        <w:rPr>
+          <w:rFonts w:ascii="Garamond" w:hAnsi="Garamond"/>
+        </w:rPr>
+      </w:pPr>
+      <w:r>
+        <w:rPr>
+          <w:rFonts w:ascii="Garamond" w:hAnsi="Garamond"/>
+        </w:rPr>
+        <w:t>The course will</w:t>
+      </w:r>
+      <w:r>
+        <w:rPr>
+          <w:rFonts w:ascii="Garamond" w:hAnsi="Garamond"/>
+        </w:rPr>
+        <w:t xml:space="preserve"> involve lectures with</w:t>
+      </w:r>
+      <w:r>
+        <w:rPr>
+          <w:rFonts w:ascii="Garamond" w:hAnsi="Garamond"/>
+        </w:rPr>
+        <w:t xml:space="preserve"> a set</w:t>
+      </w:r>
+      <w:r>
+        <w:rPr>
+          <w:rFonts w:ascii="Garamond" w:hAnsi="Garamond"/>
+        </w:rPr>
+        <w:t xml:space="preserve"> intensive</w:t>
+      </w:r>
+      <w:r>
+        <w:rPr>
+          <w:rFonts w:ascii="Garamond" w:hAnsi="Garamond"/>
+        </w:rPr>
+        <w:t xml:space="preserve"> practice</w:t>
+      </w:r>
+      <w:r>
+        <w:rPr>
+          <w:rFonts w:ascii="Garamond" w:hAnsi="Garamond"/>
+        </w:rPr>
+        <w:t xml:space="preserve"> exercises</w:t>
+      </w:r>
+      <w:r>
+        <w:rPr>
+          <w:rFonts w:ascii="Garamond" w:hAnsi="Garamond"/>
+        </w:rPr>
+        <w:t xml:space="preserve"> that will help you learn concepts covered in </w:t>
+      </w:r>
+      <w:r>
+        <w:rPr>
+          <w:rFonts w:ascii="Garamond" w:hAnsi="Garamond"/>
+        </w:rPr>
+        <w:t xml:space="preserve">each </w:t>
+      </w:r>
       <w:r>
         <w:rPr>
           <w:rFonts w:ascii="Garamond" w:hAnsi="Garamond"/>
@@ -1312,7 +1317,7 @@
         <w:rPr>
           <w:rFonts w:ascii="Garamond" w:hAnsi="Garamond"/>
         </w:rPr>
-        <w:t>6</w:t>
+        <w:t>4</w:t>
       </w:r>
     </w:p>
     <w:p>
@@ -1344,7 +1349,13 @@
         <w:rPr>
           <w:rFonts w:ascii="Garamond" w:hAnsi="Garamond"/>
         </w:rPr>
-        <w:t>: String Manipulation</w:t>
+        <w:t xml:space="preserve">: </w:t>
+      </w:r>
+      <w:r>
+        <w:rPr>
+          <w:rFonts w:ascii="Garamond" w:hAnsi="Garamond"/>
+        </w:rPr>
+        <w:t>Strings, Factors, and Dates</w:t>
       </w:r>
     </w:p>
     <w:p>
@@ -1373,7 +1384,10 @@
           <w:numId w:val="6"/>
         </w:numPr>
         <w:rPr>
-          <w:rFonts w:ascii="Garamond" w:hAnsi="Garamond"/>
+          <w:rStyle w:val="Hyperlink"/>
+          <w:rFonts w:ascii="Garamond" w:hAnsi="Garamond"/>
+          <w:color w:val="auto"/>
+          <w:u w:val="none"/>
         </w:rPr>
       </w:pPr>
       <w:hyperlink r:id="rId19" w:history="1">
@@ -1390,128 +1404,6 @@
       <w:pPr>
         <w:pStyle w:val="ListParagraph"/>
         <w:numPr>
-          <w:ilvl w:val="0"/>
-          <w:numId w:val="6"/>
-        </w:numPr>
-        <w:rPr>
-          <w:rFonts w:ascii="Garamond" w:hAnsi="Garamond"/>
-        </w:rPr>
-      </w:pPr>
-      <w:r>
-        <w:rPr>
-          <w:rFonts w:ascii="Garamond" w:hAnsi="Garamond"/>
-        </w:rPr>
-        <w:t xml:space="preserve">Problem </w:t>
-      </w:r>
-      <w:r>
-        <w:rPr>
-          <w:rFonts w:ascii="Garamond" w:hAnsi="Garamond"/>
-        </w:rPr>
-        <w:t>S</w:t>
-      </w:r>
-      <w:r>
-        <w:rPr>
-          <w:rFonts w:ascii="Garamond" w:hAnsi="Garamond"/>
-        </w:rPr>
-        <w:t>et 7</w:t>
-      </w:r>
-    </w:p>
-    <w:p>
-      <w:pPr>
-        <w:rPr>
-          <w:rFonts w:ascii="Garamond" w:hAnsi="Garamond"/>
-        </w:rPr>
-      </w:pPr>
-    </w:p>
-    <w:p>
-      <w:pPr>
-        <w:rPr>
-          <w:rFonts w:ascii="Garamond" w:hAnsi="Garamond"/>
-        </w:rPr>
-      </w:pPr>
-      <w:r>
-        <w:rPr>
-          <w:rFonts w:ascii="Garamond" w:hAnsi="Garamond"/>
-        </w:rPr>
-        <w:t xml:space="preserve">Class </w:t>
-      </w:r>
-      <w:r>
-        <w:rPr>
-          <w:rFonts w:ascii="Garamond" w:hAnsi="Garamond"/>
-        </w:rPr>
-        <w:t>6</w:t>
-      </w:r>
-      <w:r>
-        <w:rPr>
-          <w:rFonts w:ascii="Garamond" w:hAnsi="Garamond"/>
-        </w:rPr>
-        <w:t xml:space="preserve">: </w:t>
-      </w:r>
-      <w:r>
-        <w:rPr>
-          <w:rFonts w:ascii="Garamond" w:hAnsi="Garamond"/>
-        </w:rPr>
-        <w:t xml:space="preserve">Working with Other </w:t>
-      </w:r>
-      <w:r>
-        <w:rPr>
-          <w:rFonts w:ascii="Garamond" w:hAnsi="Garamond"/>
-        </w:rPr>
-        <w:t>Data Types in R</w:t>
-      </w:r>
-      <w:r>
-        <w:rPr>
-          <w:rFonts w:ascii="Garamond" w:hAnsi="Garamond"/>
-        </w:rPr>
-        <w:t xml:space="preserve"> (factors, </w:t>
-      </w:r>
-      <w:r>
-        <w:rPr>
-          <w:rFonts w:ascii="Garamond" w:hAnsi="Garamond"/>
-        </w:rPr>
-        <w:t xml:space="preserve">vectors, </w:t>
-      </w:r>
-      <w:r>
-        <w:rPr>
-          <w:rFonts w:ascii="Garamond" w:hAnsi="Garamond"/>
-        </w:rPr>
-        <w:t>lists, matrices, arrays</w:t>
-      </w:r>
-      <w:r>
-        <w:rPr>
-          <w:rFonts w:ascii="Garamond" w:hAnsi="Garamond"/>
-        </w:rPr>
-        <w:t>, dates</w:t>
-      </w:r>
-      <w:r>
-        <w:rPr>
-          <w:rFonts w:ascii="Garamond" w:hAnsi="Garamond"/>
-        </w:rPr>
-        <w:t>)</w:t>
-      </w:r>
-    </w:p>
-    <w:p>
-      <w:pPr>
-        <w:pStyle w:val="ListParagraph"/>
-        <w:numPr>
-          <w:ilvl w:val="0"/>
-          <w:numId w:val="6"/>
-        </w:numPr>
-        <w:rPr>
-          <w:rFonts w:ascii="Garamond" w:hAnsi="Garamond"/>
-        </w:rPr>
-      </w:pPr>
-      <w:r>
-        <w:rPr>
-          <w:rFonts w:ascii="Garamond" w:hAnsi="Garamond"/>
-        </w:rPr>
-        <w:t>Recommended readings:</w:t>
-      </w:r>
-    </w:p>
-    <w:p>
-      <w:pPr>
-        <w:pStyle w:val="ListParagraph"/>
-        <w:numPr>
           <w:ilvl w:val="1"/>
           <w:numId w:val="6"/>
         </w:numPr>
@@ -1565,7 +1457,25 @@
         <w:rPr>
           <w:rFonts w:ascii="Garamond" w:hAnsi="Garamond"/>
         </w:rPr>
-        <w:t>Problem set 8</w:t>
+        <w:t xml:space="preserve">Problem </w:t>
+      </w:r>
+      <w:r>
+        <w:rPr>
+          <w:rFonts w:ascii="Garamond" w:hAnsi="Garamond"/>
+        </w:rPr>
+        <w:t>S</w:t>
+      </w:r>
+      <w:r>
+        <w:rPr>
+          <w:rFonts w:ascii="Garamond" w:hAnsi="Garamond"/>
+        </w:rPr>
+        <w:t xml:space="preserve">et </w:t>
+      </w:r>
+      <w:r>
+        <w:rPr>
+          <w:rFonts w:ascii="Garamond" w:hAnsi="Garamond"/>
+        </w:rPr>
+        <w:t>5</w:t>
       </w:r>
     </w:p>
     <w:p>
@@ -1591,7 +1501,7 @@
         <w:rPr>
           <w:rFonts w:ascii="Garamond" w:hAnsi="Garamond"/>
         </w:rPr>
-        <w:t>7</w:t>
+        <w:t>6</w:t>
       </w:r>
       <w:r>
         <w:rPr>
@@ -1604,6 +1514,12 @@
           <w:rFonts w:ascii="Garamond" w:hAnsi="Garamond"/>
         </w:rPr>
         <w:t xml:space="preserve"> </w:t>
+      </w:r>
+      <w:r>
+        <w:rPr>
+          <w:rFonts w:ascii="Garamond" w:hAnsi="Garamond"/>
+        </w:rPr>
+        <w:t>and Iteration</w:t>
       </w:r>
     </w:p>
     <w:p>
@@ -1649,81 +1565,6 @@
       <w:pPr>
         <w:pStyle w:val="ListParagraph"/>
         <w:numPr>
-          <w:ilvl w:val="0"/>
-          <w:numId w:val="8"/>
-        </w:numPr>
-        <w:rPr>
-          <w:rFonts w:ascii="Garamond" w:hAnsi="Garamond"/>
-        </w:rPr>
-      </w:pPr>
-      <w:r>
-        <w:rPr>
-          <w:rFonts w:ascii="Garamond" w:hAnsi="Garamond"/>
-        </w:rPr>
-        <w:lastRenderedPageBreak/>
-        <w:t>Problem set 9</w:t>
-      </w:r>
-    </w:p>
-    <w:p>
-      <w:pPr>
-        <w:rPr>
-          <w:rFonts w:ascii="Garamond" w:hAnsi="Garamond"/>
-        </w:rPr>
-      </w:pPr>
-    </w:p>
-    <w:p>
-      <w:pPr>
-        <w:rPr>
-          <w:rFonts w:ascii="Garamond" w:hAnsi="Garamond"/>
-        </w:rPr>
-      </w:pPr>
-      <w:r>
-        <w:rPr>
-          <w:rFonts w:ascii="Garamond" w:hAnsi="Garamond"/>
-        </w:rPr>
-        <w:t xml:space="preserve">Class </w:t>
-      </w:r>
-      <w:r>
-        <w:rPr>
-          <w:rFonts w:ascii="Garamond" w:hAnsi="Garamond"/>
-        </w:rPr>
-        <w:t>8</w:t>
-      </w:r>
-      <w:r>
-        <w:rPr>
-          <w:rFonts w:ascii="Garamond" w:hAnsi="Garamond"/>
-        </w:rPr>
-        <w:t xml:space="preserve">: </w:t>
-      </w:r>
-      <w:r>
-        <w:rPr>
-          <w:rFonts w:ascii="Garamond" w:hAnsi="Garamond"/>
-        </w:rPr>
-        <w:t>Iteration</w:t>
-      </w:r>
-    </w:p>
-    <w:p>
-      <w:pPr>
-        <w:pStyle w:val="ListParagraph"/>
-        <w:numPr>
-          <w:ilvl w:val="0"/>
-          <w:numId w:val="5"/>
-        </w:numPr>
-        <w:rPr>
-          <w:rFonts w:ascii="Garamond" w:hAnsi="Garamond"/>
-        </w:rPr>
-      </w:pPr>
-      <w:r>
-        <w:rPr>
-          <w:rFonts w:ascii="Garamond" w:hAnsi="Garamond"/>
-        </w:rPr>
-        <w:t>Recommended readings:</w:t>
-      </w:r>
-    </w:p>
-    <w:p>
-      <w:pPr>
-        <w:pStyle w:val="ListParagraph"/>
-        <w:numPr>
           <w:ilvl w:val="1"/>
           <w:numId w:val="5"/>
         </w:numPr>
@@ -1762,15 +1603,8 @@
         <w:rPr>
           <w:rFonts w:ascii="Garamond" w:hAnsi="Garamond"/>
         </w:rPr>
-        <w:t>10</w:t>
-      </w:r>
-    </w:p>
-    <w:p>
-      <w:pPr>
-        <w:rPr>
-          <w:rFonts w:ascii="Garamond" w:hAnsi="Garamond"/>
-        </w:rPr>
-      </w:pPr>
+        <w:t>6</w:t>
+      </w:r>
     </w:p>
     <w:p>
       <w:pPr>
@@ -1798,6 +1632,7 @@
           <w:rFonts w:ascii="Garamond" w:hAnsi="Garamond"/>
           <w:i/>
         </w:rPr>
+        <w:lastRenderedPageBreak/>
         <w:t>Statistics</w:t>
       </w:r>
       <w:r>
@@ -1826,7 +1661,19 @@
         <w:rPr>
           <w:rFonts w:ascii="Garamond" w:hAnsi="Garamond"/>
         </w:rPr>
-        <w:t xml:space="preserve">Class: </w:t>
+        <w:t>Class</w:t>
+      </w:r>
+      <w:r>
+        <w:rPr>
+          <w:rFonts w:ascii="Garamond" w:hAnsi="Garamond"/>
+        </w:rPr>
+        <w:t xml:space="preserve"> 1</w:t>
+      </w:r>
+      <w:r>
+        <w:rPr>
+          <w:rFonts w:ascii="Garamond" w:hAnsi="Garamond"/>
+        </w:rPr>
+        <w:t xml:space="preserve">: </w:t>
       </w:r>
       <w:r>
         <w:rPr>
@@ -1901,6 +1748,12 @@
         <w:rPr>
           <w:rFonts w:ascii="Garamond" w:hAnsi="Garamond"/>
         </w:rPr>
+        <w:t xml:space="preserve"> 2</w:t>
+      </w:r>
+      <w:r>
+        <w:rPr>
+          <w:rFonts w:ascii="Garamond" w:hAnsi="Garamond"/>
+        </w:rPr>
         <w:t>:</w:t>
       </w:r>
       <w:r>
@@ -1970,6 +1823,12 @@
           <w:rFonts w:ascii="Garamond" w:hAnsi="Garamond"/>
         </w:rPr>
         <w:t>Class</w:t>
+      </w:r>
+      <w:r>
+        <w:rPr>
+          <w:rFonts w:ascii="Garamond" w:hAnsi="Garamond"/>
+        </w:rPr>
+        <w:t xml:space="preserve"> 3</w:t>
       </w:r>
       <w:r>
         <w:rPr>
@@ -3962,6 +3821,7 @@
   <w:style w:type="character" w:default="1" w:styleId="DefaultParagraphFont">
     <w:name w:val="Default Paragraph Font"/>
     <w:uiPriority w:val="1"/>
+    <w:semiHidden/>
     <w:unhideWhenUsed/>
   </w:style>
   <w:style w:type="table" w:default="1" w:styleId="TableNormal">

--- a/Data Analytics in R Community.docx
+++ b/Data Analytics in R Community.docx
@@ -126,8 +126,6 @@
         </w:rPr>
         <w:t>Name</w:t>
       </w:r>
-      <w:bookmarkStart w:id="0" w:name="_GoBack"/>
-      <w:bookmarkEnd w:id="0"/>
     </w:p>
     <w:p>
       <w:pPr>
@@ -1355,7 +1353,13 @@
         <w:rPr>
           <w:rFonts w:ascii="Garamond" w:hAnsi="Garamond"/>
         </w:rPr>
-        <w:t>Strings, Factors, and Dates</w:t>
+        <w:t>Strings</w:t>
+      </w:r>
+      <w:r>
+        <w:rPr>
+          <w:rFonts w:ascii="Garamond" w:hAnsi="Garamond"/>
+        </w:rPr>
+        <w:t xml:space="preserve"> and Factors</w:t>
       </w:r>
     </w:p>
     <w:p>
@@ -1425,27 +1429,6 @@
       <w:pPr>
         <w:pStyle w:val="ListParagraph"/>
         <w:numPr>
-          <w:ilvl w:val="1"/>
-          <w:numId w:val="6"/>
-        </w:numPr>
-        <w:rPr>
-          <w:rFonts w:ascii="Garamond" w:hAnsi="Garamond"/>
-        </w:rPr>
-      </w:pPr>
-      <w:hyperlink r:id="rId21" w:history="1">
-        <w:r>
-          <w:rPr>
-            <w:rStyle w:val="Hyperlink"/>
-            <w:rFonts w:ascii="Garamond" w:hAnsi="Garamond"/>
-          </w:rPr>
-          <w:t>R4DS Chapter 16</w:t>
-        </w:r>
-      </w:hyperlink>
-    </w:p>
-    <w:p>
-      <w:pPr>
-        <w:pStyle w:val="ListParagraph"/>
-        <w:numPr>
           <w:ilvl w:val="0"/>
           <w:numId w:val="6"/>
         </w:numPr>
@@ -1551,7 +1534,7 @@
           <w:rFonts w:ascii="Garamond" w:hAnsi="Garamond"/>
         </w:rPr>
       </w:pPr>
-      <w:hyperlink r:id="rId22" w:history="1">
+      <w:hyperlink r:id="rId21" w:history="1">
         <w:r>
           <w:rPr>
             <w:rStyle w:val="Hyperlink"/>
@@ -1572,7 +1555,7 @@
           <w:rFonts w:ascii="Garamond" w:hAnsi="Garamond"/>
         </w:rPr>
       </w:pPr>
-      <w:hyperlink r:id="rId23" w:history="1">
+      <w:hyperlink r:id="rId22" w:history="1">
         <w:r>
           <w:rPr>
             <w:rStyle w:val="Hyperlink"/>
@@ -1624,6 +1607,13 @@
       <w:pPr>
         <w:rPr>
           <w:rFonts w:ascii="Garamond" w:hAnsi="Garamond"/>
+        </w:rPr>
+      </w:pPr>
+    </w:p>
+    <w:p>
+      <w:pPr>
+        <w:rPr>
+          <w:rFonts w:ascii="Garamond" w:hAnsi="Garamond"/>
           <w:i/>
         </w:rPr>
       </w:pPr>
@@ -1731,13 +1721,6 @@
           <w:rFonts w:ascii="Garamond" w:hAnsi="Garamond"/>
         </w:rPr>
       </w:pPr>
-    </w:p>
-    <w:p>
-      <w:pPr>
-        <w:rPr>
-          <w:rFonts w:ascii="Garamond" w:hAnsi="Garamond"/>
-        </w:rPr>
-      </w:pPr>
       <w:r>
         <w:rPr>
           <w:rFonts w:ascii="Garamond" w:hAnsi="Garamond"/>
@@ -1811,6 +1794,8 @@
         </w:rPr>
         <w:t xml:space="preserve"> </w:t>
       </w:r>
+      <w:bookmarkStart w:id="0" w:name="_GoBack"/>
+      <w:bookmarkEnd w:id="0"/>
     </w:p>
     <w:p>
       <w:pPr>
@@ -1985,6 +1970,85 @@
           <w:rFonts w:ascii="Garamond" w:hAnsi="Garamond"/>
         </w:rPr>
         <w:t xml:space="preserve"> Free version </w:t>
+      </w:r>
+      <w:hyperlink r:id="rId23" w:history="1">
+        <w:r>
+          <w:rPr>
+            <w:rStyle w:val="Hyperlink"/>
+            <w:rFonts w:ascii="Garamond" w:hAnsi="Garamond"/>
+          </w:rPr>
+          <w:t>here</w:t>
+        </w:r>
+      </w:hyperlink>
+      <w:r>
+        <w:rPr>
+          <w:rFonts w:ascii="Garamond" w:hAnsi="Garamond"/>
+        </w:rPr>
+        <w:t>.</w:t>
+      </w:r>
+    </w:p>
+    <w:p/>
+    <w:p>
+      <w:pPr>
+        <w:rPr>
+          <w:rFonts w:ascii="Garamond" w:hAnsi="Garamond"/>
+        </w:rPr>
+      </w:pPr>
+      <w:proofErr w:type="spellStart"/>
+      <w:r>
+        <w:rPr>
+          <w:rFonts w:ascii="Garamond" w:hAnsi="Garamond"/>
+        </w:rPr>
+        <w:t>Ismay</w:t>
+      </w:r>
+      <w:proofErr w:type="spellEnd"/>
+      <w:r>
+        <w:rPr>
+          <w:rFonts w:ascii="Garamond" w:hAnsi="Garamond"/>
+        </w:rPr>
+        <w:t xml:space="preserve">, C., &amp; Kim, A. Y. (2019). </w:t>
+      </w:r>
+      <w:r>
+        <w:rPr>
+          <w:rFonts w:ascii="Garamond" w:hAnsi="Garamond"/>
+          <w:i/>
+          <w:iCs/>
+        </w:rPr>
+        <w:t xml:space="preserve">Statistical inference via data science: A </w:t>
+      </w:r>
+      <w:proofErr w:type="spellStart"/>
+      <w:r>
+        <w:rPr>
+          <w:rFonts w:ascii="Garamond" w:hAnsi="Garamond"/>
+          <w:i/>
+          <w:iCs/>
+        </w:rPr>
+        <w:t>ModernDive</w:t>
+      </w:r>
+      <w:proofErr w:type="spellEnd"/>
+      <w:r>
+        <w:rPr>
+          <w:rFonts w:ascii="Garamond" w:hAnsi="Garamond"/>
+          <w:i/>
+          <w:iCs/>
+        </w:rPr>
+        <w:t xml:space="preserve"> into R and the </w:t>
+      </w:r>
+      <w:proofErr w:type="spellStart"/>
+      <w:r>
+        <w:rPr>
+          <w:rFonts w:ascii="Garamond" w:hAnsi="Garamond"/>
+          <w:i/>
+          <w:iCs/>
+        </w:rPr>
+        <w:t>tidyverse</w:t>
+      </w:r>
+      <w:proofErr w:type="spellEnd"/>
+      <w:r>
+        <w:rPr>
+          <w:rFonts w:ascii="Garamond" w:hAnsi="Garamond"/>
+        </w:rPr>
+        <w:t xml:space="preserve">. Chapman and Hall/CRC. Free version </w:t>
       </w:r>
       <w:hyperlink r:id="rId24" w:history="1">
         <w:r>
@@ -1999,29 +2063,27 @@
         <w:rPr>
           <w:rFonts w:ascii="Garamond" w:hAnsi="Garamond"/>
         </w:rPr>
-        <w:t>.</w:t>
-      </w:r>
-    </w:p>
-    <w:p/>
-    <w:p>
-      <w:pPr>
-        <w:rPr>
-          <w:rFonts w:ascii="Garamond" w:hAnsi="Garamond"/>
-        </w:rPr>
-      </w:pPr>
-      <w:proofErr w:type="spellStart"/>
-      <w:r>
-        <w:rPr>
-          <w:rFonts w:ascii="Garamond" w:hAnsi="Garamond"/>
-        </w:rPr>
-        <w:t>Ismay</w:t>
-      </w:r>
-      <w:proofErr w:type="spellEnd"/>
-      <w:r>
-        <w:rPr>
-          <w:rFonts w:ascii="Garamond" w:hAnsi="Garamond"/>
-        </w:rPr>
-        <w:t xml:space="preserve">, C., &amp; Kim, A. Y. (2019). </w:t>
+        <w:t xml:space="preserve">. </w:t>
+      </w:r>
+    </w:p>
+    <w:p>
+      <w:pPr>
+        <w:rPr>
+          <w:rFonts w:ascii="Garamond" w:hAnsi="Garamond"/>
+        </w:rPr>
+      </w:pPr>
+    </w:p>
+    <w:p>
+      <w:pPr>
+        <w:rPr>
+          <w:rFonts w:ascii="Garamond" w:hAnsi="Garamond"/>
+        </w:rPr>
+      </w:pPr>
+      <w:r>
+        <w:rPr>
+          <w:rFonts w:ascii="Garamond" w:hAnsi="Garamond"/>
+        </w:rPr>
+        <w:t xml:space="preserve">Peng, R. D. (2016). </w:t>
       </w:r>
       <w:r>
         <w:rPr>
@@ -2029,41 +2091,27 @@
           <w:i/>
           <w:iCs/>
         </w:rPr>
-        <w:t xml:space="preserve">Statistical inference via data science: A </w:t>
+        <w:t>R programming for data science</w:t>
+      </w:r>
+      <w:r>
+        <w:rPr>
+          <w:rFonts w:ascii="Garamond" w:hAnsi="Garamond"/>
+        </w:rPr>
+        <w:t xml:space="preserve"> (pp. 86-181). Victoria, BC, Canada: </w:t>
       </w:r>
       <w:proofErr w:type="spellStart"/>
       <w:r>
         <w:rPr>
           <w:rFonts w:ascii="Garamond" w:hAnsi="Garamond"/>
-          <w:i/>
-          <w:iCs/>
-        </w:rPr>
-        <w:t>ModernDive</w:t>
+        </w:rPr>
+        <w:t>Leanpub</w:t>
       </w:r>
       <w:proofErr w:type="spellEnd"/>
       <w:r>
         <w:rPr>
           <w:rFonts w:ascii="Garamond" w:hAnsi="Garamond"/>
-          <w:i/>
-          <w:iCs/>
-        </w:rPr>
-        <w:t xml:space="preserve"> into R and the </w:t>
-      </w:r>
-      <w:proofErr w:type="spellStart"/>
-      <w:r>
-        <w:rPr>
-          <w:rFonts w:ascii="Garamond" w:hAnsi="Garamond"/>
-          <w:i/>
-          <w:iCs/>
-        </w:rPr>
-        <w:t>tidyverse</w:t>
-      </w:r>
-      <w:proofErr w:type="spellEnd"/>
-      <w:r>
-        <w:rPr>
-          <w:rFonts w:ascii="Garamond" w:hAnsi="Garamond"/>
-        </w:rPr>
-        <w:t xml:space="preserve">. Chapman and Hall/CRC. Free version </w:t>
+        </w:rPr>
+        <w:t xml:space="preserve">. Free version </w:t>
       </w:r>
       <w:hyperlink r:id="rId25" w:history="1">
         <w:r>
@@ -2098,132 +2146,69 @@
         <w:rPr>
           <w:rFonts w:ascii="Garamond" w:hAnsi="Garamond"/>
         </w:rPr>
-        <w:t xml:space="preserve">Peng, R. D. (2016). </w:t>
+        <w:t xml:space="preserve">Wickham, H., </w:t>
+      </w:r>
+      <w:proofErr w:type="spellStart"/>
+      <w:r>
+        <w:rPr>
+          <w:rFonts w:ascii="Garamond" w:hAnsi="Garamond"/>
+        </w:rPr>
+        <w:t>Cetinkaya-Rundel</w:t>
+      </w:r>
+      <w:proofErr w:type="spellEnd"/>
+      <w:r>
+        <w:rPr>
+          <w:rFonts w:ascii="Garamond" w:hAnsi="Garamond"/>
+        </w:rPr>
+        <w:t xml:space="preserve">, M. &amp; </w:t>
+      </w:r>
+      <w:proofErr w:type="spellStart"/>
+      <w:r>
+        <w:rPr>
+          <w:rFonts w:ascii="Garamond" w:hAnsi="Garamond"/>
+        </w:rPr>
+        <w:t>Grolemund</w:t>
+      </w:r>
+      <w:proofErr w:type="spellEnd"/>
+      <w:r>
+        <w:rPr>
+          <w:rFonts w:ascii="Garamond" w:hAnsi="Garamond"/>
+        </w:rPr>
+        <w:t>, G</w:t>
+      </w:r>
+      <w:r>
+        <w:rPr>
+          <w:rFonts w:ascii="Garamond" w:hAnsi="Garamond"/>
+        </w:rPr>
+        <w:t xml:space="preserve"> (2023). </w:t>
       </w:r>
       <w:r>
         <w:rPr>
           <w:rFonts w:ascii="Garamond" w:hAnsi="Garamond"/>
           <w:i/>
-          <w:iCs/>
-        </w:rPr>
-        <w:t>R programming for data science</w:t>
-      </w:r>
-      <w:r>
-        <w:rPr>
-          <w:rFonts w:ascii="Garamond" w:hAnsi="Garamond"/>
-        </w:rPr>
-        <w:t xml:space="preserve"> (pp. 86-181). Victoria, BC, Canada: </w:t>
-      </w:r>
-      <w:proofErr w:type="spellStart"/>
-      <w:r>
-        <w:rPr>
-          <w:rFonts w:ascii="Garamond" w:hAnsi="Garamond"/>
-        </w:rPr>
-        <w:t>Leanpub</w:t>
-      </w:r>
-      <w:proofErr w:type="spellEnd"/>
-      <w:r>
-        <w:rPr>
-          <w:rFonts w:ascii="Garamond" w:hAnsi="Garamond"/>
-        </w:rPr>
-        <w:t xml:space="preserve">. Free version </w:t>
+        </w:rPr>
+        <w:t>R for Data Science: Import, Tidy, Transform, Visualize, and Model Data (2e) R for Data Science (2e)</w:t>
+      </w:r>
+      <w:r>
+        <w:rPr>
+          <w:rFonts w:ascii="Garamond" w:hAnsi="Garamond"/>
+          <w:i/>
+        </w:rPr>
+        <w:t xml:space="preserve">. </w:t>
+      </w:r>
+      <w:r>
+        <w:rPr>
+          <w:rFonts w:ascii="Garamond" w:hAnsi="Garamond"/>
+        </w:rPr>
+        <w:t xml:space="preserve">O’Reilly Media, Inc. </w:t>
+      </w:r>
+      <w:r>
+        <w:rPr>
+          <w:rFonts w:ascii="Garamond" w:hAnsi="Garamond"/>
+        </w:rPr>
+        <w:t xml:space="preserve">Free version </w:t>
       </w:r>
       <w:hyperlink r:id="rId26" w:history="1">
-        <w:r>
-          <w:rPr>
-            <w:rStyle w:val="Hyperlink"/>
-            <w:rFonts w:ascii="Garamond" w:hAnsi="Garamond"/>
-          </w:rPr>
-          <w:t>here</w:t>
-        </w:r>
-      </w:hyperlink>
-      <w:r>
-        <w:rPr>
-          <w:rFonts w:ascii="Garamond" w:hAnsi="Garamond"/>
-        </w:rPr>
-        <w:t xml:space="preserve">. </w:t>
-      </w:r>
-    </w:p>
-    <w:p>
-      <w:pPr>
-        <w:rPr>
-          <w:rFonts w:ascii="Garamond" w:hAnsi="Garamond"/>
-        </w:rPr>
-      </w:pPr>
-    </w:p>
-    <w:p>
-      <w:pPr>
-        <w:rPr>
-          <w:rFonts w:ascii="Garamond" w:hAnsi="Garamond"/>
-        </w:rPr>
-      </w:pPr>
-      <w:r>
-        <w:rPr>
-          <w:rFonts w:ascii="Garamond" w:hAnsi="Garamond"/>
-        </w:rPr>
-        <w:t xml:space="preserve">Wickham, H., </w:t>
-      </w:r>
-      <w:proofErr w:type="spellStart"/>
-      <w:r>
-        <w:rPr>
-          <w:rFonts w:ascii="Garamond" w:hAnsi="Garamond"/>
-        </w:rPr>
-        <w:t>Cetinkaya-Rundel</w:t>
-      </w:r>
-      <w:proofErr w:type="spellEnd"/>
-      <w:r>
-        <w:rPr>
-          <w:rFonts w:ascii="Garamond" w:hAnsi="Garamond"/>
-        </w:rPr>
-        <w:t xml:space="preserve">, M. &amp; </w:t>
-      </w:r>
-      <w:proofErr w:type="spellStart"/>
-      <w:r>
-        <w:rPr>
-          <w:rFonts w:ascii="Garamond" w:hAnsi="Garamond"/>
-        </w:rPr>
-        <w:t>Grolemund</w:t>
-      </w:r>
-      <w:proofErr w:type="spellEnd"/>
-      <w:r>
-        <w:rPr>
-          <w:rFonts w:ascii="Garamond" w:hAnsi="Garamond"/>
-        </w:rPr>
-        <w:t>, G</w:t>
-      </w:r>
-      <w:r>
-        <w:rPr>
-          <w:rFonts w:ascii="Garamond" w:hAnsi="Garamond"/>
-        </w:rPr>
-        <w:t xml:space="preserve"> (2023). </w:t>
-      </w:r>
-      <w:r>
-        <w:rPr>
-          <w:rFonts w:ascii="Garamond" w:hAnsi="Garamond"/>
-          <w:i/>
-        </w:rPr>
-        <w:t>R for Data Science: Import, Tidy, Transform, Visualize, and Model Data (2e) R for Data Science (2e)</w:t>
-      </w:r>
-      <w:r>
-        <w:rPr>
-          <w:rFonts w:ascii="Garamond" w:hAnsi="Garamond"/>
-          <w:i/>
-        </w:rPr>
-        <w:t xml:space="preserve">. </w:t>
-      </w:r>
-      <w:r>
-        <w:rPr>
-          <w:rFonts w:ascii="Garamond" w:hAnsi="Garamond"/>
-        </w:rPr>
-        <w:t xml:space="preserve">O’Reilly Media, Inc. </w:t>
-      </w:r>
-      <w:r>
-        <w:rPr>
-          <w:rFonts w:ascii="Garamond" w:hAnsi="Garamond"/>
-        </w:rPr>
-        <w:t xml:space="preserve">Free version </w:t>
-      </w:r>
-      <w:hyperlink r:id="rId27" w:history="1">
         <w:r>
           <w:rPr>
             <w:rStyle w:val="Hyperlink"/>
